--- a/public/downloads/03_Contrato_Locacao_Comercial.docx
+++ b/public/downloads/03_Contrato_Locacao_Comercial.docx
@@ -8,12 +8,12 @@
       </w:pPr>
       <w:r>
         <w:rPr>
-          <w:rFonts w:ascii="Arial" w:hAnsi="Arial"/>
+          <w:rFonts w:ascii="Times New Roman" w:hAnsi="Times New Roman"/>
           <w:b/>
-          <w:color w:val="1A2C4C"/>
+          <w:color w:val="0A192F"/>
           <w:sz w:val="26"/>
         </w:rPr>
-        <w:t>CONTRATO DE LOCAÇÃO COMERCIAL COM REGRAS DE PONTO</w:t>
+        <w:t>CONTRATO DE LOCAÇÃO COMERCIAL NÃO RESIDENCIAL COM PROTEÇÃO DE PONTO E REGRAS CORPORATIVAS</w:t>
       </w:r>
     </w:p>
     <w:p>
@@ -22,12 +22,12 @@
       </w:pPr>
       <w:r>
         <w:rPr>
-          <w:rFonts w:ascii="Arial" w:hAnsi="Arial"/>
+          <w:rFonts w:ascii="Times New Roman" w:hAnsi="Times New Roman"/>
           <w:i/>
-          <w:color w:val="787878"/>
-          <w:sz w:val="19"/>
+          <w:color w:val="5A5A5A"/>
+          <w:sz w:val="20"/>
         </w:rPr>
-        <w:t>Acervo de Segurança Jurídica • Módulo 1: Transações Imobiliárias • Banca Andrade &amp; Florio</w:t>
+        <w:t>Regido pela Lei Federal nº 8.245/1991 (Arts. 51 a 57) e Código Civil</w:t>
       </w:r>
     </w:p>
     <w:p/>
@@ -45,7 +45,7 @@
         <w:tc>
           <w:tcPr>
             <w:tcW w:type="dxa" w:w="9360"/>
-            <w:shd w:fill="F4F5F7"/>
+            <w:shd w:fill="F8F9FA"/>
           </w:tcPr>
           <w:p>
             <w:pPr>
@@ -56,10 +56,12 @@
               <w:rPr>
                 <w:rFonts w:ascii="Arial" w:hAnsi="Arial"/>
                 <w:b/>
-                <w:color w:val="B48214"/>
-                <w:sz w:val="19"/>
+                <w:color w:val="8C640F"/>
+                <w:sz w:val="18"/>
               </w:rPr>
-              <w:t>💡 NOTA TÉCNICA DO ADVOGADO: Atenção ao prazo: contratos comerciais de 5 anos ininterruptos com mesmo ramo de atividade por 3 anos dão direito à Ação Renovatória de Aluguel (Art. 51 Lei 8.245/91).</w:t>
+              <w:t>ORIENTAÇÃO TÉCNICA E SEGURANÇA JURÍDICA (ANDRADE &amp; FLORIO):</w:t>
+              <w:br/>
+              <w:t>Atenção à Ação Renovatória de Aluguel: contratos comerciais escritos celebrados por prazo determinado de 5 anos ininterruptos e exploração do mesmo ramo de comércio por no mínimo 3 anos concedem ao locatário o direito potestativo à renovação compulsória do ponto comercial (Art. 51 da Lei do Inquilinato).</w:t>
             </w:r>
           </w:p>
         </w:tc>
@@ -68,129 +70,273 @@
     <w:p/>
     <w:p>
       <w:pPr>
-        <w:pStyle w:val="Heading2"/>
+        <w:spacing w:line="300" w:lineRule="auto" w:after="240"/>
+        <w:jc w:val="both"/>
       </w:pPr>
       <w:r>
-        <w:t>QUALIFICAÇÃO DAS PARTES</w:t>
-      </w:r>
-    </w:p>
-    <w:p>
-      <w:r>
-        <w:t>LOCADOR: [RAZÃO SOCIAL OU NOME], CNPJ/CPF [NÚMERO].</w:t>
+        <w:rPr>
+          <w:rFonts w:ascii="Times New Roman" w:hAnsi="Times New Roman"/>
+          <w:color w:val="1E1E1E"/>
+          <w:sz w:val="22"/>
+        </w:rPr>
+        <w:t>Pelo presente Instrumento Particular de Contrato de Locação Comercial, celebram entre si:</w:t>
         <w:br/>
-        <w:t>LOCATÁRIO: [RAZÃO SOCIAL OU NOME], CNPJ/CPF [NÚMERO].</w:t>
+        <w:br/>
+        <w:t>LOCADOR: [RAZÃO SOCIAL OU NOME DO PROPRIETÁRIO], CNPJ/CPF nº [NÚMERO], com sede/domicílio na [ENDEREÇO COMPLETO];</w:t>
+        <w:br/>
+        <w:br/>
+        <w:t>LOCATÁRIO: [RAZÃO SOCIAL DA EMPRESA LOCATÁRIA], pessoa jurídica inscrita no CNPJ/MF sob o nº [NÚMERO], com sede na [ENDEREÇO COMPLETO], representada por [NOME DO SÓCIO ADMINISTRADOR], RG nº [RG], CPF nº [CPF];</w:t>
+        <w:br/>
+        <w:br/>
+        <w:t>Têm entre si acordadas as seguintes cláusulas:</w:t>
       </w:r>
     </w:p>
     <w:p>
       <w:pPr>
-        <w:spacing w:before="200" w:after="40"/>
+        <w:spacing w:before="240" w:after="60"/>
       </w:pPr>
       <w:r>
         <w:rPr>
-          <w:rFonts w:ascii="Arial" w:hAnsi="Arial"/>
+          <w:rFonts w:ascii="Times New Roman" w:hAnsi="Times New Roman"/>
           <w:b/>
-          <w:color w:val="1A2C4C"/>
+          <w:color w:val="0A192F"/>
           <w:sz w:val="22"/>
         </w:rPr>
-        <w:t>CLÁUSULA PRIMEIRA – DA DESTINAÇÃO EMPRESARIAL</w:t>
+        <w:t>CLÁUSULA PRIMEIRA – DO IMÓVEL E ATIVIDADE COMERCIAL</w:t>
       </w:r>
     </w:p>
     <w:p>
       <w:pPr>
-        <w:spacing w:before="0" w:after="120" w:line="276" w:lineRule="auto"/>
+        <w:spacing w:before="0" w:after="160" w:line="300" w:lineRule="auto"/>
+        <w:jc w:val="both"/>
       </w:pPr>
       <w:r>
         <w:rPr>
-          <w:rFonts w:ascii="Arial" w:hAnsi="Arial"/>
-          <w:color w:val="282828"/>
-          <w:sz w:val="20"/>
+          <w:rFonts w:ascii="Times New Roman" w:hAnsi="Times New Roman"/>
+          <w:color w:val="1E1E1E"/>
+          <w:sz w:val="21"/>
         </w:rPr>
-        <w:t>Imóvel destinado exclusivamente à exploração comercial do ramo de [ATIVIDADE], vedada mudança sem anuência escrita.</w:t>
+        <w:t>1.1. O LOCADOR dá em locação ao LOCATÁRIO o imóvel comercial situado na [ENDEREÇO COMPLETO DO PONTO COMERCIAL], para a exploração exclusiva do ramo de atividade de [DESCREVER RAMO: ex. comércio varejista, escritório administrativo, clínica, restaurante], sendo expressamente vedada a cessão do ponto, cessão de quotas societárias simuladas ou sublocação sem anuência escrita.</w:t>
       </w:r>
     </w:p>
     <w:p>
       <w:pPr>
-        <w:spacing w:before="200" w:after="40"/>
+        <w:spacing w:before="240" w:after="60"/>
       </w:pPr>
       <w:r>
         <w:rPr>
-          <w:rFonts w:ascii="Arial" w:hAnsi="Arial"/>
+          <w:rFonts w:ascii="Times New Roman" w:hAnsi="Times New Roman"/>
           <w:b/>
-          <w:color w:val="1A2C4C"/>
+          <w:color w:val="0A192F"/>
           <w:sz w:val="22"/>
         </w:rPr>
-        <w:t>CLÁUSULA SEGUNDA – DO VALOR E ENCARGOS</w:t>
+        <w:t>CLÁUSULA SEGUNDA – DOS ALVARÁS, AVCB E LICENÇAS PÚBLICAS</w:t>
       </w:r>
     </w:p>
     <w:p>
       <w:pPr>
-        <w:spacing w:before="0" w:after="120" w:line="276" w:lineRule="auto"/>
+        <w:spacing w:before="0" w:after="160" w:line="300" w:lineRule="auto"/>
+        <w:jc w:val="both"/>
       </w:pPr>
       <w:r>
         <w:rPr>
-          <w:rFonts w:ascii="Arial" w:hAnsi="Arial"/>
-          <w:color w:val="282828"/>
-          <w:sz w:val="20"/>
+          <w:rFonts w:ascii="Times New Roman" w:hAnsi="Times New Roman"/>
+          <w:color w:val="1E1E1E"/>
+          <w:sz w:val="21"/>
         </w:rPr>
-        <w:t>Aluguel mensal de R$ [VALOR], respondendo o locatário por todas as tarifas, tributos municipais e alvarás inerentes à atividade.</w:t>
+        <w:t>2.1. Correrão por conta exclusiva do LOCATÁRIO a obtenção, pagamento e renovação de todas as licenças operacionais, Auto de Vistoria do Corpo de Bombeiros (AVCB), alvarás de funcionamento da Prefeitura e vigilância sanitária necessários para o exercício de sua atividade econômica, assumindo total responsabilidade por eventuais autos de infração.</w:t>
       </w:r>
     </w:p>
     <w:p>
       <w:pPr>
-        <w:spacing w:before="200" w:after="40"/>
+        <w:spacing w:before="240" w:after="60"/>
       </w:pPr>
       <w:r>
         <w:rPr>
-          <w:rFonts w:ascii="Arial" w:hAnsi="Arial"/>
+          <w:rFonts w:ascii="Times New Roman" w:hAnsi="Times New Roman"/>
           <w:b/>
-          <w:color w:val="1A2C4C"/>
+          <w:color w:val="0A192F"/>
           <w:sz w:val="22"/>
         </w:rPr>
-        <w:t>CLÁUSULA TERCEIRA – DAS REFORMAS E BENFEITORIAS</w:t>
+        <w:t>CLÁUSULA TERCEIRA – DO PRAZO E RENOVAÇÃO</w:t>
       </w:r>
     </w:p>
     <w:p>
       <w:pPr>
-        <w:spacing w:before="0" w:after="120" w:line="276" w:lineRule="auto"/>
+        <w:spacing w:before="0" w:after="160" w:line="300" w:lineRule="auto"/>
+        <w:jc w:val="both"/>
       </w:pPr>
       <w:r>
         <w:rPr>
-          <w:rFonts w:ascii="Arial" w:hAnsi="Arial"/>
-          <w:color w:val="282828"/>
-          <w:sz w:val="20"/>
+          <w:rFonts w:ascii="Times New Roman" w:hAnsi="Times New Roman"/>
+          <w:color w:val="1E1E1E"/>
+          <w:sz w:val="21"/>
         </w:rPr>
-        <w:t>Qualquer alteração física exige prévia autorização e fica incorporada ao imóvel sem direito de retenção ou indenização.</w:t>
+        <w:t>3.1. O prazo de locação é de [XX] meses, com início em [DATA] e término em [DATA]. A renovação dependerá de novo instrumento formal ou dos estritos requisitos legais da Lei nº 8.245/1991.</w:t>
       </w:r>
     </w:p>
     <w:p>
+      <w:pPr>
+        <w:spacing w:before="240" w:after="60"/>
+      </w:pPr>
       <w:r>
+        <w:rPr>
+          <w:rFonts w:ascii="Times New Roman" w:hAnsi="Times New Roman"/>
+          <w:b/>
+          <w:color w:val="0A192F"/>
+          <w:sz w:val="22"/>
+        </w:rPr>
+        <w:t>CLÁUSULA QUARTA – DO ALUGUEL, REAJUSTE E ENCARGOS</w:t>
+      </w:r>
+    </w:p>
+    <w:p>
+      <w:pPr>
+        <w:spacing w:before="0" w:after="160" w:line="300" w:lineRule="auto"/>
+        <w:jc w:val="both"/>
+      </w:pPr>
+      <w:r>
+        <w:rPr>
+          <w:rFonts w:ascii="Times New Roman" w:hAnsi="Times New Roman"/>
+          <w:color w:val="1E1E1E"/>
+          <w:sz w:val="21"/>
+        </w:rPr>
+        <w:t>4.1. O aluguel mensal é fixado em R$ [VALOR POR EXTENSO], vencível todo dia [DIA] de cada mês, reajustado anualmente pela variação acumulada do IPCA/IBGE.</w:t>
+        <w:br/>
+        <w:br/>
+        <w:t>4.2. A mora acarretará multa de 10%, juros de 1% ao mês e correção monetária integral.</w:t>
+      </w:r>
+    </w:p>
+    <w:p>
+      <w:pPr>
+        <w:spacing w:before="240" w:after="60"/>
+      </w:pPr>
+      <w:r>
+        <w:rPr>
+          <w:rFonts w:ascii="Times New Roman" w:hAnsi="Times New Roman"/>
+          <w:b/>
+          <w:color w:val="0A192F"/>
+          <w:sz w:val="22"/>
+        </w:rPr>
+        <w:t>CLÁUSULA QUINTA – DAS REFORMAS E ADEQUAÇÃO DE PONTO</w:t>
+      </w:r>
+    </w:p>
+    <w:p>
+      <w:pPr>
+        <w:spacing w:before="0" w:after="160" w:line="300" w:lineRule="auto"/>
+        <w:jc w:val="both"/>
+      </w:pPr>
+      <w:r>
+        <w:rPr>
+          <w:rFonts w:ascii="Times New Roman" w:hAnsi="Times New Roman"/>
+          <w:color w:val="1E1E1E"/>
+          <w:sz w:val="21"/>
+        </w:rPr>
+        <w:t>5.1. Quaisquer obras de adequação física exigirão prévia aprovação técnica do LOCADOR. As benfeitorias necessárias e úteis aderirão ao imóvel sem direito de retenção ou indenização.</w:t>
+      </w:r>
+    </w:p>
+    <w:p>
+      <w:pPr>
+        <w:spacing w:before="240" w:after="60"/>
+      </w:pPr>
+      <w:r>
+        <w:rPr>
+          <w:rFonts w:ascii="Times New Roman" w:hAnsi="Times New Roman"/>
+          <w:b/>
+          <w:color w:val="0A192F"/>
+          <w:sz w:val="22"/>
+        </w:rPr>
+        <w:t>CLÁUSULA SEXTA – DA RESCISÃO E MULTA PROPORCIONAL</w:t>
+      </w:r>
+    </w:p>
+    <w:p>
+      <w:pPr>
+        <w:spacing w:before="0" w:after="160" w:line="300" w:lineRule="auto"/>
+        <w:jc w:val="both"/>
+      </w:pPr>
+      <w:r>
+        <w:rPr>
+          <w:rFonts w:ascii="Times New Roman" w:hAnsi="Times New Roman"/>
+          <w:color w:val="1E1E1E"/>
+          <w:sz w:val="21"/>
+        </w:rPr>
+        <w:t>6.1. A infração contratual sujeitará a parte inadimplente à multa compensatória equivalente a 03 (três) aluguéis vigentes, calculada de forma proporcional ao período restante nos termos do Art. 4º da Lei 8.245/91.</w:t>
+      </w:r>
+    </w:p>
+    <w:p>
+      <w:pPr>
+        <w:spacing w:before="240" w:after="60"/>
+      </w:pPr>
+      <w:r>
+        <w:rPr>
+          <w:rFonts w:ascii="Times New Roman" w:hAnsi="Times New Roman"/>
+          <w:b/>
+          <w:color w:val="0A192F"/>
+          <w:sz w:val="22"/>
+        </w:rPr>
+        <w:t>CLÁUSULA SÉTIMA – DO FORO</w:t>
+      </w:r>
+    </w:p>
+    <w:p>
+      <w:pPr>
+        <w:spacing w:before="0" w:after="160" w:line="300" w:lineRule="auto"/>
+        <w:jc w:val="both"/>
+      </w:pPr>
+      <w:r>
+        <w:rPr>
+          <w:rFonts w:ascii="Times New Roman" w:hAnsi="Times New Roman"/>
+          <w:color w:val="1E1E1E"/>
+          <w:sz w:val="21"/>
+        </w:rPr>
+        <w:t>7.1. Fica eleito o Foro da Comarca de [CIDADE/UF DO IMÓVEL] para processar quaisquer medidas decorrentes deste contrato.</w:t>
+      </w:r>
+    </w:p>
+    <w:p>
+      <w:pPr>
+        <w:spacing w:before="360" w:after="480"/>
+      </w:pPr>
+      <w:r>
+        <w:rPr>
+          <w:rFonts w:ascii="Times New Roman" w:hAnsi="Times New Roman"/>
+          <w:sz w:val="21"/>
+        </w:rPr>
+        <w:t>E, por estarem assim justas, acordadas e contratadas, as partes firmam o presente instrumento em 02 (duas) vias de igual teor e forma, na presença das 02 (duas) testemunhas instrumentárias abaixo qualificadas, que a tudo assistiram e dão fé.</w:t>
+        <w:br/>
         <w:br/>
         <w:t>[CIDADE/UF], [DIA] de [MÊS] de 202[X].</w:t>
         <w:br/>
         <w:br/>
-      </w:r>
-    </w:p>
-    <w:p>
-      <w:r>
-        <w:t>_________________________________________</w:t>
         <w:br/>
-        <w:t>PRIMEIRA PARTE / CONTRATANTE</w:t>
+        <w:t>___________________________________________________________</w:t>
+        <w:br/>
+        <w:t>PRIMEIRA PARTE</w:t>
+        <w:br/>
+        <w:t>CPF/CNPJ nº [NÚMERO]</w:t>
         <w:br/>
         <w:br/>
-        <w:t>_________________________________________</w:t>
         <w:br/>
-        <w:t>SEGUNDA PARTE / CONTRATADA</w:t>
+        <w:t>___________________________________________________________</w:t>
+        <w:br/>
+        <w:t>SEGUNDA PARTE</w:t>
+        <w:br/>
+        <w:t>CPF/CNPJ nº [NÚMERO]</w:t>
         <w:br/>
         <w:br/>
-      </w:r>
-    </w:p>
-    <w:p>
-      <w:r>
-        <w:t>TESTEMUNHAS:</w:t>
         <w:br/>
-        <w:t>1. Nome: ____________________ CPF: ______________</w:t>
+        <w:t>TESTEMUNHAS INSTRUMENTÁRIAS:</w:t>
         <w:br/>
-        <w:t>2. Nome: ____________________ CPF: ______________</w:t>
+        <w:br/>
+        <w:t>1. ______________________________________</w:t>
+        <w:br/>
+        <w:t>Nome: [NOME COMPLETO DA TESTEMUNHA 1]</w:t>
+        <w:br/>
+        <w:t>RG nº [NÚMERO] | CPF nº [NÚMERO]</w:t>
+        <w:br/>
+        <w:br/>
+        <w:t>2. ______________________________________</w:t>
+        <w:br/>
+        <w:t>Nome: [NOME COMPLETO DA TESTEMUNHA 2]</w:t>
+        <w:br/>
+        <w:t>RG nº [NÚMERO] | CPF nº [NÚMERO]</w:t>
       </w:r>
     </w:p>
     <w:sectPr>
